--- a/Chanakya_Terms_and_Conditions.docx
+++ b/Chanakya_Terms_and_Conditions.docx
@@ -44,7 +44,7 @@
           <w:sz w:val="22"/>
           <w:szCs w:val="22"/>
         </w:rPr>
-        <w:t xml:space="preserve">Effective Date: 2026-07-01</w:t>
+        <w:t xml:space="preserve">Effective Date: 2026-07-16</w:t>
       </w:r>
     </w:p>
     <w:p>
@@ -111,7 +111,7 @@
         <w:spacing w:after="80"/>
       </w:pPr>
       <w:r>
-        <w:t xml:space="preserve">We sell bags, luggage, helmets, and corporate-gift items at our two stores in Vadodara and through our website chanakyacorporate.com.</w:t>
+        <w:t xml:space="preserve">We sell bags, luggage, helmets, and corporate-gift items at our two stores in Vadodara and through our website front.chanakyacorporate.com.</w:t>
       </w:r>
     </w:p>
     <w:p>
@@ -184,7 +184,7 @@
         <w:spacing w:after="80"/>
       </w:pPr>
       <w:r>
-        <w:t xml:space="preserve">Inspection and price quote happen at the store, not over chat. We will share the price before any work begins.</w:t>
+        <w:t xml:space="preserve">Inspection and price quote happen at the store, not over chat. Repair work begins only after you approve the quotation, and if any additional cost arises during the repair, we will obtain your consent before proceeding.</w:t>
       </w:r>
     </w:p>
     <w:p>
@@ -254,6 +254,19 @@
     </w:p>
     <w:p>
       <w:pPr>
+        <w:pStyle w:val="ListParagraph"/>
+        <w:numPr>
+          <w:ilvl w:val="0"/>
+          <w:numId w:val="2"/>
+        </w:numPr>
+        <w:spacing w:after="80"/>
+      </w:pPr>
+      <w:r>
+        <w:t xml:space="preserve">For any guarantee claim, the sales invoice and guarantee card are mandatory — a clear soft copy is accepted where the physical copy is unavailable. We do not store these documents for you, so please keep them safe.</w:t>
+      </w:r>
+    </w:p>
+    <w:p>
+      <w:pPr>
         <w:pStyle w:val="Heading2"/>
       </w:pPr>
       <w:r>
@@ -357,6 +370,19 @@
       </w:pPr>
       <w:r>
         <w:t xml:space="preserve">Once you approve the sample, that sample becomes the binding reference for the whole bulk run.</w:t>
+      </w:r>
+    </w:p>
+    <w:p>
+      <w:pPr>
+        <w:pStyle w:val="ListParagraph"/>
+        <w:numPr>
+          <w:ilvl w:val="0"/>
+          <w:numId w:val="2"/>
+        </w:numPr>
+        <w:spacing w:after="80"/>
+      </w:pPr>
+      <w:r>
+        <w:t xml:space="preserve">We respond to every bulk / corporate enquiry within 18 hours.</w:t>
       </w:r>
     </w:p>
     <w:p>
@@ -485,7 +511,7 @@
         <w:spacing w:after="120"/>
       </w:pPr>
       <w:r>
-        <w:t xml:space="preserve">1.1 These Terms &amp; Conditions ("Terms") form a binding agreement between you ("Customer", "you") and Chanakya – The Bag Studio ("Chanakya", "we", "us", "our"), a retail establishment headquartered at Vadodara, Gujarat, India, operating retail stores in Vadodara and a B2B web platform at https://chanakyacorporate.com and https://front.chanakyacorporate.com.</w:t>
+        <w:t xml:space="preserve">1.1 These Terms &amp; Conditions ("Terms") form a binding agreement between you ("Customer", "you") and Chanakya – The Bag Studio ("Chanakya", "we", "us", "our"), a retail establishment headquartered at Vadodara, Gujarat, India, operating retail stores in Vadodara and a B2B web platform at https://front.chanakyacorporate.com.</w:t>
       </w:r>
     </w:p>
     <w:p>
@@ -559,7 +585,7 @@
         <w:spacing w:after="120"/>
       </w:pPr>
       <w:r>
-        <w:t xml:space="preserve">2.2 Store timings: 10:00 AM – 8:00 PM, Monday to Sunday (subject to public holidays and unforeseen closures).</w:t>
+        <w:t xml:space="preserve">2.2 Store timings: 10:00 AM – 9:00 PM, Monday to Sunday (subject to public holidays and unforeseen closures).</w:t>
       </w:r>
     </w:p>
     <w:p>
@@ -607,7 +633,7 @@
         <w:spacing w:after="120"/>
       </w:pPr>
       <w:r>
-        <w:t xml:space="preserve">3.4 An online product catalogue accessible at https://chanakyacorporate.com and https://front.chanakyacorporate.com.</w:t>
+        <w:t xml:space="preserve">3.4 An online product catalogue accessible at https://front.chanakyacorporate.com.</w:t>
       </w:r>
     </w:p>
     <w:p>
@@ -783,7 +809,7 @@
         <w:spacing w:after="120"/>
       </w:pPr>
       <w:r>
-        <w:t xml:space="preserve">5.2 Once a bag has been physically received at a store, our team will inspect it and provide an estimated price and timeline. You may accept, decline, or modify the scope at that point.</w:t>
+        <w:t xml:space="preserve">5.2 Once a bag has been physically received at a store, our team will inspect it and share a quotation covering the estimated price and timeline. Repair work is initiated only after you approve the quotation. You may accept, decline, or modify the scope at that point.</w:t>
       </w:r>
     </w:p>
     <w:p>
@@ -807,7 +833,7 @@
         <w:spacing w:after="120"/>
       </w:pPr>
       <w:r>
-        <w:t xml:space="preserve">5.5 Inspection limitations: We assess what is reasonably visible. Hidden defects, pre-existing damage, or weakening of materials due to age or use may become visible only after work begins. If we discover that a repair is not feasible or will require materially higher cost, we will inform you before proceeding.</w:t>
+        <w:t xml:space="preserve">5.5 Inspection limitations: We assess what is reasonably visible. Hidden defects, pre-existing damage, or weakening of materials due to age or use may become visible only after work begins. If we discover that a repair is not feasible, or that it will require any cost beyond the approved quotation, we will pause the work and obtain your consent before proceeding with any additional work or charges.</w:t>
       </w:r>
     </w:p>
     <w:p>
@@ -1079,6 +1105,14 @@
     </w:p>
     <w:p>
       <w:pPr>
+        <w:spacing w:after="120"/>
+      </w:pPr>
+      <w:r>
+        <w:t xml:space="preserve">7.5 We aim to respond to every bulk / corporate enquiry received through our chatbot, website, or stores within 18 hours, with either a quotation or a request for any further details we need.</w:t>
+      </w:r>
+    </w:p>
+    <w:p>
+      <w:pPr>
         <w:pStyle w:val="Heading2"/>
       </w:pPr>
       <w:r>
@@ -1090,31 +1124,34 @@
         <w:spacing w:after="120"/>
       </w:pPr>
       <w:r>
-        <w:t xml:space="preserve">8.1 To claim any guarantee, both the original sales invoice AND the guarantee card issued at the time of purchase must be produced. No claim can be processed without these.</w:t>
-      </w:r>
-    </w:p>
-    <w:p>
-      <w:pPr>
-        <w:spacing w:after="120"/>
-      </w:pPr>
-      <w:r>
-        <w:t xml:space="preserve">8.2 Free repair guarantee — Soft Luggage. We offer a 12-month free repair guarantee against manufacturing / workmanship defects on soft luggage, EXCEPT the chain (zip), the stroller / wheel assembly, and the lock — these are explicitly excluded from the free guarantee.</w:t>
-      </w:r>
-    </w:p>
-    <w:p>
-      <w:pPr>
-        <w:spacing w:after="120"/>
-      </w:pPr>
-      <w:r>
-        <w:t xml:space="preserve">8.3 Free repair guarantee — School Bags, College Bags, Laptop Bags. We offer a 6-month free repair guarantee against manufacturing / workmanship defects on school bags, college bags, and laptop bags, EXCEPT the chain (zip) which is excluded.</w:t>
-      </w:r>
-    </w:p>
-    <w:p>
-      <w:pPr>
-        <w:spacing w:after="120"/>
-      </w:pPr>
-      <w:r>
-        <w:t xml:space="preserve">8.4 Within the guarantee period, the service (labour) is provided free of charge. Nominal charges may apply for the replacement of any fitting, hardware, or part (e.g., a replacement wheel, lock barrel, handle).</w:t>
+        <w:rPr>
+          <w:b/>
+        </w:rPr>
+        <w:t xml:space="preserve">8.1 To claim any guarantee, both the original sales invoice AND the guarantee card issued at the time of purchase must be produced. Where the physical invoice or guarantee card is unavailable, a clear soft copy (photograph or PDF) of the invoice / guarantee card is mandatory to initiate the claim. Without either the physical documents or a soft copy, no claim can be processed and no action will be possible from our end.</w:t>
+      </w:r>
+    </w:p>
+    <w:p>
+      <w:pPr>
+        <w:spacing w:after="120"/>
+      </w:pPr>
+      <w:r>
+        <w:t xml:space="preserve">8.2 Free repair guarantee — Soft Luggage. We offer a 12-month free repair guarantee against manufacturing / workmanship defects on soft luggage, EXCEPT the chain (zip), the stroller / wheel assembly, and the lock — these are explicitly excluded from the free guarantee. A physical invoice — or, where unavailable, a clear soft copy — is mandatory to initiate any claim under this Section; without it, no claim can be processed.</w:t>
+      </w:r>
+    </w:p>
+    <w:p>
+      <w:pPr>
+        <w:spacing w:after="120"/>
+      </w:pPr>
+      <w:r>
+        <w:t xml:space="preserve">8.3 Free repair guarantee — School Bags, College Bags, Laptop Bags. We offer a 12-month free repair guarantee on school bags, college bags, and laptop bags covering chain (zip) alignment issues and basic stitching involving simple thread-stitch work. Any other issue — including tears, installation of a new chain (zip), or any other internal or external damage — will be serviced but is chargeable. The shop invoice is mandatory to initiate any claim under this Section; where the physical invoice is unavailable, a clear soft copy is acceptable. Without either, no claim can be processed.</w:t>
+      </w:r>
+    </w:p>
+    <w:p>
+      <w:pPr>
+        <w:spacing w:after="120"/>
+      </w:pPr>
+      <w:r>
+        <w:t xml:space="preserve">8.4 Certain material upgrades are exempt from labour charges — you pay only the price of the new materials. Please note, however, that select specialised upgrades may attract both material and labour charges; any such charges will be communicated in the quotation before work begins.</w:t>
       </w:r>
     </w:p>
     <w:p>
@@ -1187,6 +1224,19 @@
         <w:spacing w:after="80"/>
       </w:pPr>
       <w:r>
+        <w:t xml:space="preserve">Raincoats, rainsuits, and ponchos</w:t>
+      </w:r>
+    </w:p>
+    <w:p>
+      <w:pPr>
+        <w:pStyle w:val="ListParagraph"/>
+        <w:numPr>
+          <w:ilvl w:val="0"/>
+          <w:numId w:val="2"/>
+        </w:numPr>
+        <w:spacing w:after="80"/>
+      </w:pPr>
+      <w:r>
         <w:t xml:space="preserve">Fancy imported college bags and school bags</w:t>
       </w:r>
     </w:p>
@@ -1247,7 +1297,7 @@
         <w:spacing w:after="120"/>
       </w:pPr>
       <w:r>
-        <w:t xml:space="preserve">8.6 Brand-new bags also carry the original manufacturer warranty as printed on the warranty card or labelling provided with the product. Manufacturer warranty terms vary by brand and apply in addition to (and not in derogation of) the Chanakya guarantee above; the customer may avail whichever provides better coverage in the relevant period.</w:t>
+        <w:t xml:space="preserve">8.6 We do not retain or store your sales invoice, warranty card, or guarantee card in any form. It is the sole responsibility of the customer to safeguard these documents and produce them (physically, or as a clear soft copy) at the time of any warranty / guarantee claim. Without them, no claim can be processed.</w:t>
       </w:r>
     </w:p>
     <w:p>
@@ -1263,7 +1313,7 @@
         <w:spacing w:after="120"/>
       </w:pPr>
       <w:r>
-        <w:t xml:space="preserve">8.8 Guarantee-period repairs (i.e., free repairs under Sections 8.2 and 8.3) are processed on weekdays only — Monday to Friday during store hours. Guarantee-period repair drop-offs and pickups are NOT entertained on Saturdays and Sundays. Out-of-guarantee paid repairs continue to be accepted on all 7 days during store hours.</w:t>
+        <w:t xml:space="preserve">8.8 Guarantee-period repairs are processed on weekdays only — Monday to Friday during store hours. Guarantee-period repair drop-offs and pickups are NOT entertained on Saturdays and Sundays. Out-of-guarantee paid repairs continue to be accepted on all 7 days during store hours.</w:t>
       </w:r>
     </w:p>
     <w:p>
@@ -1675,7 +1725,7 @@
         <w:spacing w:after="120"/>
       </w:pPr>
       <w:r>
-        <w:t xml:space="preserve">16.2 The "Effective Date" at the top of this document indicates when the current version came into force. The latest version will always be available at our stores and on https://chanakyacorporate.com.</w:t>
+        <w:t xml:space="preserve">16.2 The "Effective Date" at the top of this document indicates when the current version came into force. The latest version will always be available at our stores and on https://front.chanakyacorporate.com.</w:t>
       </w:r>
     </w:p>
     <w:p>
@@ -1751,7 +1801,7 @@
         <w:spacing w:after="120"/>
       </w:pPr>
       <w:r>
-        <w:t xml:space="preserve">Business hours: Monday to Sunday, 10:00 AM – 8:00 PM (IST).</w:t>
+        <w:t xml:space="preserve">Business hours: Monday to Sunday, 10:00 AM – 9:00 PM (IST).</w:t>
       </w:r>
     </w:p>
     <w:p>
@@ -1879,7 +1929,7 @@
         <w:spacing w:after="120"/>
       </w:pPr>
       <w:r>
-        <w:t xml:space="preserve">Document version: 2026-07-01</w:t>
+        <w:t xml:space="preserve">Document version: 2026-07-16</w:t>
       </w:r>
     </w:p>
     <w:sectPr>

--- a/Chanakya_Terms_and_Conditions.docx
+++ b/Chanakya_Terms_and_Conditions.docx
@@ -44,7 +44,7 @@
           <w:sz w:val="22"/>
           <w:szCs w:val="22"/>
         </w:rPr>
-        <w:t xml:space="preserve">Effective Date: 2026-07-16</w:t>
+        <w:t xml:space="preserve">Effective Date: 2026-07-21</w:t>
       </w:r>
     </w:p>
     <w:p>
@@ -249,7 +249,7 @@
         <w:spacing w:after="80"/>
       </w:pPr>
       <w:r>
-        <w:t xml:space="preserve">Some product categories (umbrellas, lunch boxes, water bottles, fancy imported bags, gift articles, etc.) carry no free guarantee — see Section 8.5 for the full list.</w:t>
+        <w:t xml:space="preserve">Some product categories (umbrellas, lunch boxes, water bottles, fancy imported bags, gift articles, etc.) carry no free guarantee — see Section 8.4 for the full list.</w:t>
       </w:r>
     </w:p>
     <w:p>
@@ -1135,31 +1135,23 @@
         <w:spacing w:after="120"/>
       </w:pPr>
       <w:r>
-        <w:t xml:space="preserve">8.2 Free repair guarantee — Soft Luggage. We offer a 12-month free repair guarantee against manufacturing / workmanship defects on soft luggage, EXCEPT the chain (zip), the stroller / wheel assembly, and the lock — these are explicitly excluded from the free guarantee. A physical invoice — or, where unavailable, a clear soft copy — is mandatory to initiate any claim under this Section; without it, no claim can be processed.</w:t>
-      </w:r>
-    </w:p>
-    <w:p>
-      <w:pPr>
-        <w:spacing w:after="120"/>
-      </w:pPr>
-      <w:r>
-        <w:t xml:space="preserve">8.3 Free repair guarantee — School Bags, College Bags, Laptop Bags. We offer a 12-month free repair guarantee on school bags, college bags, and laptop bags covering chain (zip) alignment issues and basic stitching involving simple thread-stitch work. Any other issue — including tears, installation of a new chain (zip), or any other internal or external damage — will be serviced but is chargeable. The shop invoice is mandatory to initiate any claim under this Section; where the physical invoice is unavailable, a clear soft copy is acceptable. Without either, no claim can be processed.</w:t>
-      </w:r>
-    </w:p>
-    <w:p>
-      <w:pPr>
-        <w:spacing w:after="120"/>
-      </w:pPr>
-      <w:r>
-        <w:t xml:space="preserve">8.4 Certain material upgrades are exempt from labour charges — you pay only the price of the new materials. Please note, however, that select specialised upgrades may attract both material and labour charges; any such charges will be communicated in the quotation before work begins.</w:t>
-      </w:r>
-    </w:p>
-    <w:p>
-      <w:pPr>
-        <w:spacing w:after="120"/>
-      </w:pPr>
-      <w:r>
-        <w:t xml:space="preserve">8.5 No-guarantee categories. We do NOT offer any free guarantee or replacement on the following product categories, irrespective of when they were purchased:</w:t>
+        <w:t xml:space="preserve">8.2 Free repair guarantee — School Bags, College Bags, Laptop Bags. We offer a 12-month free repair guarantee on school bags, college bags, and laptop bags covering chain (zip) alignment issues and basic stitching involving simple thread-stitch work. Any other issue — including tears, installation of a new chain (zip), or any other internal or external damage — will be serviced but is chargeable. The shop invoice is mandatory to initiate any claim under this Section; where the physical invoice is unavailable, a clear soft copy is acceptable. Without either, no claim can be processed.</w:t>
+      </w:r>
+    </w:p>
+    <w:p>
+      <w:pPr>
+        <w:spacing w:after="120"/>
+      </w:pPr>
+      <w:r>
+        <w:t xml:space="preserve">8.3 Certain material upgrades are exempt from labour charges — you pay only the price of the new materials. Please note, however, that select specialised upgrades may attract both material and labour charges; any such charges will be communicated in the quotation before work begins.</w:t>
+      </w:r>
+    </w:p>
+    <w:p>
+      <w:pPr>
+        <w:spacing w:after="120"/>
+      </w:pPr>
+      <w:r>
+        <w:t xml:space="preserve">8.4 No-guarantee categories. We do NOT offer any free guarantee or replacement on the following product categories, irrespective of when they were purchased:</w:t>
       </w:r>
     </w:p>
     <w:p>
@@ -1297,23 +1289,23 @@
         <w:spacing w:after="120"/>
       </w:pPr>
       <w:r>
-        <w:t xml:space="preserve">8.6 We do not retain or store your sales invoice, warranty card, or guarantee card in any form. It is the sole responsibility of the customer to safeguard these documents and produce them (physically, or as a clear soft copy) at the time of any warranty / guarantee claim. Without them, no claim can be processed.</w:t>
-      </w:r>
-    </w:p>
-    <w:p>
-      <w:pPr>
-        <w:spacing w:after="120"/>
-      </w:pPr>
-      <w:r>
-        <w:t xml:space="preserve">8.7 Workmanship guarantee on paid repairs. Where you pay us for a repair (i.e., outside the free guarantee period above), we provide a 30-day workmanship guarantee against the specific repair performed. If the same component fails under normal use within 30 days, we will re-repair it at no charge. This excludes new damage, misuse, accidents, or damage to other parts of the bag, and does not cover cleaning, polishing, or other aesthetic services.</w:t>
-      </w:r>
-    </w:p>
-    <w:p>
-      <w:pPr>
-        <w:spacing w:after="120"/>
-      </w:pPr>
-      <w:r>
-        <w:t xml:space="preserve">8.8 Guarantee-period repairs are processed on weekdays only — Monday to Friday during store hours. Guarantee-period repair drop-offs and pickups are NOT entertained on Saturdays and Sundays. Out-of-guarantee paid repairs continue to be accepted on all 7 days during store hours.</w:t>
+        <w:t xml:space="preserve">8.5 We do not retain or store your sales invoice, warranty card, or guarantee card in any form. It is the sole responsibility of the customer to safeguard these documents and produce them (physically, or as a clear soft copy) at the time of any warranty / guarantee claim. Without them, no claim can be processed.</w:t>
+      </w:r>
+    </w:p>
+    <w:p>
+      <w:pPr>
+        <w:spacing w:after="120"/>
+      </w:pPr>
+      <w:r>
+        <w:t xml:space="preserve">8.6 Workmanship guarantee on paid repairs. Where you pay us for a repair (i.e., outside the free guarantee period above), we provide a 30-day workmanship guarantee against the specific repair performed. If the same component fails under normal use within 30 days, we will re-repair it at no charge. This excludes new damage, misuse, accidents, or damage to other parts of the bag, and does not cover cleaning, polishing, or other aesthetic services.</w:t>
+      </w:r>
+    </w:p>
+    <w:p>
+      <w:pPr>
+        <w:spacing w:after="120"/>
+      </w:pPr>
+      <w:r>
+        <w:t xml:space="preserve">8.7 Guarantee-period repairs are processed on weekdays only — Monday to Friday during store hours. Guarantee-period repair drop-offs and pickups are NOT entertained on Saturdays and Sundays. Out-of-guarantee paid repairs continue to be accepted on all 7 days during store hours.</w:t>
       </w:r>
     </w:p>
     <w:p>
@@ -1614,7 +1606,7 @@
         <w:spacing w:after="120"/>
       </w:pPr>
       <w:r>
-        <w:t xml:space="preserve">13.1 To the maximum extent permitted by Indian law, our aggregate liability for any claim arising out of or in connection with the Services (whether in contract, tort, or otherwise) shall not exceed the amount actually paid by you to Chanakya in the preceding 12 months, or ₹10,000 (Rupees Ten Thousand), whichever is higher.</w:t>
+        <w:t xml:space="preserve">13.1 To the maximum extent permitted by Indian law, our aggregate liability for any claim arising out of or in connection with the Services (whether in contract, tort, or otherwise) shall not exceed the amount actually paid by you to Chanakya in the preceding 12 months, or ₹5,000 (Rupees Five Thousand), whichever is higher.</w:t>
       </w:r>
     </w:p>
     <w:p>
@@ -1929,7 +1921,7 @@
         <w:spacing w:after="120"/>
       </w:pPr>
       <w:r>
-        <w:t xml:space="preserve">Document version: 2026-07-16</w:t>
+        <w:t xml:space="preserve">Document version: 2026-07-21</w:t>
       </w:r>
     </w:p>
     <w:sectPr>
